--- a/docs/article/submission_bundle/docs/rinc_draft.docx
+++ b/docs/article/submission_bundle/docs/rinc_draft.docx
@@ -59,6 +59,10 @@
         <w:tab/>
         <w:tab/>
         <w:t>author1@example.com</w:t>
+        <w:tab/>
+        <w:tab/>
+        <w:tab/>
+        <w:t>ORCID 0000-0000-0000-0000</w:t>
       </w:r>
     </w:p>
     <w:p>
@@ -80,6 +84,10 @@
         <w:tab/>
         <w:tab/>
         <w:t>author2@example.com</w:t>
+        <w:tab/>
+        <w:tab/>
+        <w:tab/>
+        <w:t>ORCID 0000-0000-0000-0000</w:t>
       </w:r>
     </w:p>
     <w:p>
